--- a/docs/reports/registration/FA26_SE_Capstone_Project_Register_SwiftletCare_v3.docx
+++ b/docs/reports/registration/FA26_SE_Capstone_Project_Register_SwiftletCare_v3.docx
@@ -2129,7 +2129,7 @@
           <w:sz w:val="22"/>
           <w:szCs w:val="22"/>
         </w:rPr>
-        <w:t>We propose SwiftletCare, an automated control and monitoring system consisting of an edge controller with industrial sensors, actuators and load-current sensing in each zone of the house, an AI camera pipeline at the bird entrance running on a PC at the house, and a cloud backend with web and mobile applications.</w:t>
+        <w:t>We propose SwiftletCare, an automated control and monitoring system consisting of an edge controller with industrial sensors, actuators and load-current sensing in each zone of the house, an AI camera pipeline that reads the camera at the bird entrance and runs on a desktop PC, and a cloud backend with web and mobile applications.</w:t>
       </w:r>
     </w:p>
     <w:p>
@@ -4064,7 +4064,7 @@
         <w:rPr>
           <w:lang w:val="en-US"/>
         </w:rPr>
-        <w:t>An operational IoT Hardware Controller Prototype (ESP32 with RS485 sensors, relay module, load-current sensing and attractant speaker) performing autonomous micro-climate control, and an AI Camera Node at the bird entrance (IP camera and a PC at the house).</w:t>
+        <w:t>An operational IoT Hardware Controller Prototype (ESP32 with RS485 sensors, relay module, load-current sensing and attractant speaker) performing autonomous micro-climate control, and an AI Camera Node for the bird entrance (IP camera and a desktop PC running the pipeline).</w:t>
       </w:r>
     </w:p>
     <w:p>

--- a/docs/reports/registration/FA26_SE_Capstone_Project_Register_SwiftletCare_v3.docx
+++ b/docs/reports/registration/FA26_SE_Capstone_Project_Register_SwiftletCare_v3.docx
@@ -3229,7 +3229,7 @@
           <w:szCs w:val="22"/>
           <w:lang w:val="en-US"/>
         </w:rPr>
-        <w:t xml:space="preserve"> Install devices on an installation ticket (following the same setup steps as the Farm Owner), and handle maintenance requests and firmware updates.</w:t>
+        <w:t xml:space="preserve"> Set up, move and remove devices on any farm with the same steps as the Farm Owner, diagnose them remotely, and send restarts, configuration pushes and firmware updates; no relay control and no access to the environmental data.</w:t>
       </w:r>
     </w:p>
     <w:p>
@@ -3270,7 +3270,7 @@
           <w:szCs w:val="22"/>
           <w:lang w:val="en-US"/>
         </w:rPr>
-        <w:t xml:space="preserve"> Manage user accounts, the device stock with its printed labels, and system-wide default settings.</w:t>
+        <w:t xml:space="preserve"> Manage user and Technician accounts, the device stock with its printed labels, system-wide default settings and the audit log.</w:t>
       </w:r>
     </w:p>
     <w:p>
@@ -3397,7 +3397,7 @@
           <w:szCs w:val="22"/>
           <w:lang w:val="en-US"/>
         </w:rPr>
-        <w:t xml:space="preserve">Flow 4: Equipment Fault Handling:</w:t>
+        <w:t>Flow 4: Equipment Fault Handling:</w:t>
       </w:r>
       <w:r>
         <w:rPr>
@@ -3407,7 +3407,7 @@
           <w:szCs w:val="22"/>
           <w:lang w:val="en-US"/>
         </w:rPr>
-        <w:t xml:space="preserve"> If the pump has run for an accumulated 5 minutes without humidity rising, the system stops misting for that session and raises a pump-dry alert. If a sensor stops responding or returns implausible values, its reading is excluded from control decisions, the affected loop holds a safe state, and a sensor alert is raised. If the speaker is on but the measured sound level stays far below its baseline, a speaker-failure alert is raised.</w:t>
+        <w:t xml:space="preserve"> If the pump has run for an accumulated 5 minutes without humidity rising, the system stops misting for that session and raises a pump-dry alert. If a sensor stops responding or returns implausible values, its reading is excluded from control decisions, the affected loop holds a safe state, and a sensor alert is raised. If the speaker is on but the measured sound level stays far below its baseline, a speaker-failure alert is raised. An alert that nobody acknowledges is sent again, and a pump or fan that reaches its service limit raises a maintenance alert.</w:t>
       </w:r>
     </w:p>
     <w:p>
@@ -3663,7 +3663,7 @@
           <w:szCs w:val="22"/>
           <w:lang w:val="en-US"/>
         </w:rPr>
-        <w:t xml:space="preserve"> Maintenance requests (tickets), account and access management, and harvest logging support the main flows; a Technician performs device setup only on an installation ticket.</w:t>
+        <w:t xml:space="preserve"> Remote device maintenance by the Technician, account and access management, and harvest logging support the main flows; there are no maintenance tickets.</w:t>
       </w:r>
     </w:p>
     <w:p>
@@ -4649,7 +4649,7 @@
         <w:rPr>
           <w:lang w:val="en-US"/>
         </w:rPr>
-        <w:t>(9) Device setup becomes a main flow of the Farm Owner (Flow 10): scanning the device label and the floor QR code in the mobile app; the Technician installs devices only on an installation ticket.</w:t>
+        <w:t>(9) Device setup becomes a main flow of the Farm Owner (Flow 10): scanning the device label and the floor QR code in the mobile app; a Technician may follow the same steps on any farm.</w:t>
       </w:r>
     </w:p>
     <w:p>
@@ -4765,6 +4765,29 @@
           <w:lang w:val="en-US"/>
         </w:rPr>
         <w:t>(14) Both mobile push notifications and a Telegram bot are committed, and predator detection is removed from the possible extensions.</w:t>
+      </w:r>
+    </w:p>
+    <w:p>
+      <w:pPr>
+        <w:pBdr>
+          <w:top w:val="nil"/>
+          <w:left w:val="nil"/>
+          <w:bottom w:val="nil"/>
+          <w:right w:val="nil"/>
+          <w:between w:val="nil"/>
+        </w:pBdr>
+        <w:spacing w:before="0" w:after="150"/>
+        <w:ind w:right="0"/>
+        <w:jc w:val="both"/>
+        <w:rPr>
+          <w:lang w:val="en-US"/>
+        </w:rPr>
+      </w:pPr>
+      <w:r>
+        <w:rPr>
+          <w:lang w:val="en-US"/>
+        </w:rPr>
+        <w:t>(15) Maintenance tickets, service levels (SLA), Technician regions and ticket statistics are removed: the Technician is the technical role that works on the devices of every farm without controlling relays; faults reach the Farm Owner as alerts that are sent again until acknowledged, and pump or fan wear raises a maintenance alert.</w:t>
       </w:r>
     </w:p>
     <w:p>

--- a/docs/reports/registration/FA26_SE_Capstone_Project_Register_SwiftletCare_v3.docx
+++ b/docs/reports/registration/FA26_SE_Capstone_Project_Register_SwiftletCare_v3.docx
@@ -1175,6 +1175,9 @@
                 <w:szCs w:val="20"/>
               </w:rPr>
             </w:pPr>
+            <w:r>
+              <w:t>2</w:t>
+            </w:r>
           </w:p>
         </w:tc>
         <w:tc>
@@ -1370,8 +1373,7 @@
                 <w:sz w:val="20"/>
                 <w:szCs w:val="20"/>
               </w:rPr>
-              <w:lastRenderedPageBreak/>
-              <w:t>2</w:t>
+              <w:t>3</w:t>
             </w:r>
           </w:p>
         </w:tc>
@@ -1762,6 +1764,9 @@
                 <w:szCs w:val="20"/>
               </w:rPr>
             </w:pPr>
+            <w:r>
+              <w:t>5</w:t>
+            </w:r>
           </w:p>
         </w:tc>
         <w:tc>
@@ -2152,6 +2157,29 @@
           <w:sz w:val="22"/>
           <w:szCs w:val="22"/>
         </w:rPr>
+        <w:t>One installation of SwiftletCare serves one owner of swiftlet houses (a person or a business) and the farms of that owner. Accounts are created by the installation's Administrator or by invitation; there is no public sign-up. SwiftletCare does not connect buyers and sellers, dispatch technical services, handle payments or host third parties: every function serves the operation of the owner's houses.</w:t>
+      </w:r>
+    </w:p>
+    <w:p>
+      <w:pPr>
+        <w:pStyle w:val="Heading3"/>
+        <w:spacing w:before="0"/>
+        <w:jc w:val="both"/>
+        <w:rPr>
+          <w:b w:val="0"/>
+          <w:bCs w:val="0"/>
+          <w:sz w:val="22"/>
+          <w:szCs w:val="22"/>
+          <w:lang w:val="en-US"/>
+        </w:rPr>
+      </w:pPr>
+      <w:r>
+        <w:rPr>
+          <w:b w:val="0"/>
+          <w:bCs w:val="0"/>
+          <w:sz w:val="22"/>
+          <w:szCs w:val="22"/>
+        </w:rPr>
         <w:t xml:space="preserve">The system is designed so that the house regulates and protects itself; people supervise, validate and intervene only as an exception. Its research focus and value lie in three components:</w:t>
       </w:r>
     </w:p>
@@ -2299,7 +2327,7 @@
           <w:sz w:val="22"/>
           <w:szCs w:val="22"/>
         </w:rPr>
-        <w:t>The system combines three sources of evidence (environmental sensors, noise level, and flock movement from the camera) to assess the condition of the house and of its own equipment: faulty or drifting sensors, a pump running dry, a pump or fan that draws no current, speaker failure, device offline, abnormal noise, forecast threshold breaches and drops in the return rate. Each day the system gives every house one health status that combines the sources by agreement between them, with its reasons and with the day's weather from a public weather service as context; daily, weekly and monthly reports can be downloaded as PDF or CSV. The system acts as the primary, automatic expert; a human Domain Expert reviews its assessments, confirms or rejects its inferred alerts, and adjusts thresholds and control coefficients. The Farm Owner and the Domain Expert rate each day from their own observation, and the agreement between the system and these ratings is measured.</w:t>
+        <w:t>The system combines three sources of evidence (environmental sensors, noise level, and flock movement from the camera) to assess the condition of the house and of its own equipment: faulty or drifting sensors, misting that does not raise the humidity (dry pump, empty tank, clogged nozzle), a pump or fan that draws no current, speaker failure, device offline, abnormal noise, threshold and forecast breaches and drops in the return rate. Each day the system gives every house one health status that combines the sources by agreement between them, with its reasons and with the day's weather from a public weather service as context; daily, weekly and monthly reports can be downloaded as PDF or CSV. The status comes from transparent rules and is an indicator for people to act on, not a diagnosis: a human Domain Expert reviews the system's assessments, confirms or rejects its inferred alerts, and adjusts thresholds and control coefficients. The Farm Owner and the Domain Expert rate each day from their own observation, and the agreement between the system and these ratings is measured.</w:t>
       </w:r>
     </w:p>
     <w:p>
@@ -2446,7 +2474,7 @@
           <w:szCs w:val="22"/>
           <w:lang w:val="en-US"/>
         </w:rPr>
-        <w:t xml:space="preserve"> Detect sensor faults and RS485 bus failure, implausible sensor behaviour (stuck values, impossible jumps, drift between devices), a pump running dry, a pump or fan that does not draw current as commanded, speaker failure, power loss and device offline; move the affected actuator to a safe state where applicable and raise an alert.</w:t>
+        <w:t xml:space="preserve"> Detect sensor faults and RS485 bus failure, implausible sensor behaviour (stuck values, impossible jumps, drift between devices), misting that does not raise the humidity, a pump or fan that does not draw current as commanded, speaker failure, an unexpected restart and device offline; move the affected actuator to a safe state where applicable and raise an alert. These checks monitor the equipment; the electrical protection of the loads (breaker, thermal relay, float switch) stays in the house's own panel.</w:t>
       </w:r>
     </w:p>
     <w:p>
@@ -3081,7 +3109,7 @@
           <w:szCs w:val="22"/>
           <w:lang w:val="en-US"/>
         </w:rPr>
-        <w:t xml:space="preserve">Tuning:</w:t>
+        <w:t>Tuning:</w:t>
       </w:r>
       <w:r>
         <w:rPr>
@@ -3091,7 +3119,7 @@
           <w:szCs w:val="22"/>
           <w:lang w:val="en-US"/>
         </w:rPr>
-        <w:t xml:space="preserve"> Approve or adjust environmental thresholds and fuzzy-control coefficients, including those suggested by the system; every change is recorded with its author and time.</w:t>
+        <w:t xml:space="preserve"> Approve or adjust environmental thresholds and fuzzy-control coefficients, including those suggested by the system, and tune the detection parameters of the alerts (abnormal-noise margin, misting-check and speaker-failure criteria, return-rate drop); every change is recorded with its author and time.</w:t>
       </w:r>
     </w:p>
     <w:p>
@@ -3270,7 +3298,7 @@
           <w:szCs w:val="22"/>
           <w:lang w:val="en-US"/>
         </w:rPr>
-        <w:t xml:space="preserve"> Manage user and Technician accounts, the device stock with its printed labels, system-wide default settings and the audit log.</w:t>
+        <w:t xml:space="preserve"> Technical administrator of the installation: create the accounts of the Farm Owner and the Technicians, lock accounts and handle data-deletion requests, keep the device stock with its printed labels, the system-wide default thresholds and the audit log. The Administrator does not create or manage farms.</w:t>
       </w:r>
     </w:p>
     <w:p>
@@ -3407,7 +3435,7 @@
           <w:szCs w:val="22"/>
           <w:lang w:val="en-US"/>
         </w:rPr>
-        <w:t xml:space="preserve"> If the pump has run for an accumulated 5 minutes without humidity rising, the system stops misting for that session and raises a pump-dry alert. If a sensor stops responding or returns implausible values, its reading is excluded from control decisions, the affected loop holds a safe state, and a sensor alert is raised. If the speaker is on but the measured sound level stays far below its baseline, a speaker-failure alert is raised. An alert that nobody acknowledges is sent again, and a pump or fan that reaches its service limit raises a maintenance alert.</w:t>
+        <w:t xml:space="preserve"> If the pump has run for an accumulated 5 minutes without humidity rising, the system stops automatic misting for that session and raises a misting-ineffective alert that asks to check the water, the nozzles, the pump and the doors. If a sensor stops responding or returns implausible values, its reading is excluded from control decisions, the affected loop holds a safe state, and a sensor alert is raised. If the speaker is on but the measured sound level stays far below its baseline, a speaker-failure alert is raised. An alert that nobody acknowledges is sent again, and a pump or fan that reaches its service limit raises a maintenance alert.</w:t>
       </w:r>
     </w:p>
     <w:p>
@@ -3567,7 +3595,7 @@
           <w:szCs w:val="22"/>
           <w:lang w:val="en-US"/>
         </w:rPr>
-        <w:t xml:space="preserve"> The Farm Owner switches an actuator from the application for a limited duration; the controller applies it, reports manual mode, and returns to automatic control when the duration expires. If the controller itself fails, the existing electrical switches of the house, outside the system, remain the manual fallback, and the current sensing reports when a load does not run as commanded.</w:t>
+        <w:t xml:space="preserve"> The Farm Owner switches an actuator from the application for a limited duration (the pump for at most 30 minutes, and only after confirming any open sensor or misting alert); the controller applies it, reports manual mode, and returns to automatic control when the duration expires. If the controller itself fails, the existing electrical switches of the house, outside the system, remain the manual fallback, and the current sensing reports when a load does not run as commanded.</w:t>
       </w:r>
     </w:p>
     <w:p>
@@ -3599,7 +3627,7 @@
           <w:szCs w:val="22"/>
           <w:lang w:val="en-US"/>
         </w:rPr>
-        <w:t xml:space="preserve"> The Administrator adds the device to the stock and prints its label. The Farm Owner scans the label and the QR code of the floor in the mobile app and enters the Wi-Fi network on the device; the backend registers the device to that zone, sends it its zone and configuration at its first connection, and the application shows when the configuration is applied. Nothing about the farm is typed on the device.</w:t>
+        <w:t xml:space="preserve"> The Administrator adds the device to the stock and prints its label. The Farm Owner scans the label and the QR code of the floor in the mobile app and enters the Wi-Fi network on the device; the backend links the device to that zone in its database and sends it that zone's configuration at its first connection, and the application shows when the configuration is applied. Nothing about the farm is typed on the device.</w:t>
       </w:r>
     </w:p>
     <w:p>
@@ -4788,6 +4816,29 @@
           <w:lang w:val="en-US"/>
         </w:rPr>
         <w:t>(15) Maintenance tickets, service levels (SLA), Technician regions and ticket statistics are removed: the Technician is the technical role that works on the devices of every farm without controlling relays; faults reach the Farm Owner as alerts that are sent again until acknowledged, and pump or fan wear raises a maintenance alert.</w:t>
+      </w:r>
+    </w:p>
+    <w:p>
+      <w:pPr>
+        <w:pBdr>
+          <w:top w:val="nil"/>
+          <w:left w:val="nil"/>
+          <w:bottom w:val="nil"/>
+          <w:right w:val="nil"/>
+          <w:between w:val="nil"/>
+        </w:pBdr>
+        <w:spacing w:before="0" w:after="150"/>
+        <w:ind w:right="0"/>
+        <w:jc w:val="both"/>
+        <w:rPr>
+          <w:lang w:val="en-US"/>
+        </w:rPr>
+      </w:pPr>
+      <w:r>
+        <w:rPr>
+          <w:lang w:val="en-US"/>
+        </w:rPr>
+        <w:t>(16) One installation serves one owner of swiftlet houses and that owner's farms: the Administrator creates the Farm Owner's account, co-owners and the Domain Expert join by invitation, and there is no public sign-up. The health status is described as a rule-based indicator, not as an automatic expert.</w:t>
       </w:r>
     </w:p>
     <w:p>

--- a/docs/reports/registration/FA26_SE_Capstone_Project_Register_SwiftletCare_v3.docx
+++ b/docs/reports/registration/FA26_SE_Capstone_Project_Register_SwiftletCare_v3.docx
@@ -2229,7 +2229,7 @@
           <w:sz w:val="22"/>
           <w:szCs w:val="22"/>
         </w:rPr>
-        <w:t>An ESP32 controller reads five RS485 Modbus sensors (temperature and humidity, CO2, NH3, light, noise level) every second, filters the signals, and uses a fuzzy-logic controller to set the power level of the misting pump and the ventilation fan, and plays the attractant speaker on schedule. The control loop runs entirely on the controller, so it keeps working without an internet connection. NH3 and CO2 are monitored as air-quality indicators and reported; they do not drive the actuators. Current transformers on the pump and fan circuits let the controller check that each load actually runs when its relay is on.</w:t>
+        <w:t>An ESP32 controller reads five RS485 Modbus sensors (temperature and humidity, CO2, NH3, light, noise level) every second, filters the signals, and uses a fuzzy-logic controller to set the power level of the misting pump and the ventilation fan, and plays the attractant speaker on schedule. The control loop runs entirely on the controller, so it keeps working without an internet connection. NH3 and CO2 are monitored as air-quality indicators and reported; they do not drive the actuators. Current sensing on the pump and fan circuits lets the controller check that each load actually runs when its relay is on.</w:t>
       </w:r>
     </w:p>
     <w:p>
